--- a/assets/Oriokot_Charles_Ediu_CV_2026.docx
+++ b/assets/Oriokot_Charles_Ediu_CV_2026.docx
@@ -969,7 +969,7 @@
                 <w:color w:val="232323"/>
                 <w:sz w:val="14"/>
               </w:rPr>
-              <w:t>Cisco Certified Network Associate (CCNA) - Ongoing</w:t>
+              <w:t>Cisco Certified Network Associate (CCNA)</w:t>
             </w:r>
           </w:p>
           <w:p>
